--- a/docs/book/Word/Chapter8/How_the_Brain_Learns_Chapter_8_Decision_Making.docx
+++ b/docs/book/Word/Chapter8/How_the_Brain_Learns_Chapter_8_Decision_Making.docx
@@ -170,25 +170,7 @@
         <w:pStyle w:val="BodyText"/>
       </w:pPr>
       <w:r>
-        <w:t xml:space="preserve">The argument of this chapter is that the brain meets these problems with a small set of mechanisms that can be described precisely and have been recorded in neurons. It accumulates evidence until it is sure enough, where</w:t>
-      </w:r>
-      <w:r>
-        <w:t xml:space="preserve"> </w:t>
-      </w:r>
-      <w:r>
-        <w:t xml:space="preserve">“</w:t>
-      </w:r>
-      <w:r>
-        <w:t xml:space="preserve">enough</w:t>
-      </w:r>
-      <w:r>
-        <w:t xml:space="preserve">”</w:t>
-      </w:r>
-      <w:r>
-        <w:t xml:space="preserve"> </w:t>
-      </w:r>
-      <w:r>
-        <w:t xml:space="preserve">is set by the cost of waiting and the cost of being wrong. It represents the value of options on a scale that lets unlike things be compared, and it bends that scale in ways that look irrational in the laboratory and often make sense in the world. It balances using what it knows against finding out more. And it runs more than one decision system at once, a deliberate one that plans from a model of the world and a fast one that repeats what has worked. Every one of these mechanisms is tuned by learning: the values, the bounds, the rate of exploration, and the balance between planning and habit are all set by outcomes. Figure 8.1 lays out the pieces, and the sections that follow take them in turn.</w:t>
+        <w:t xml:space="preserve">The argument of this chapter is that the brain meets these problems with a small set of mechanisms that have been recorded in neurons: it accumulates evidence until it is sure enough, values unlike options on one scale that it bends in ways that look irrational in the laboratory and often make sense in the world, balances using what it knows against finding out more, and runs a deliberate planner beside a fast habit system. Every one of them is tuned by outcomes. Figure 8.1 lays out the pieces.</w:t>
       </w:r>
     </w:p>
     <w:p>
@@ -420,7 +402,7 @@
         <w:t xml:space="preserve"> </w:t>
       </w:r>
       <w:r>
-        <w:t xml:space="preserve">The evidence summed in Wald’s test is the logarithm of a likelihood ratio, so the test is the Bayesian inference of Chapter 6 carried out one sample at a time. Chapter 6’s eye movements are decisions of the same kind, each a choice of where to sample next.</w:t>
+        <w:t xml:space="preserve">The evidence summed in Wald’s test is the logarithm of a likelihood ratio, so the test is the Bayesian inference of Chapter 6 carried out one sample at a time.</w:t>
       </w:r>
     </w:p>
     <w:p>
@@ -523,7 +505,7 @@
         <w:pStyle w:val="BodyText"/>
       </w:pPr>
       <w:r>
-        <w:t xml:space="preserve">The brain also moves the bound when the choice is hard. When options conflict, an electrical rhythm of four to eight cycles a second, the theta rhythm, rises over the medial frontal cortex and decisions slow down. Michael Frank and colleagues studied patients with Parkinson’s disease treated by deep brain stimulation, in which an implanted electrode delivers continuous pulses to the subthalamic nucleus, the relay of the hyperdirect path that Chapter 4 described as able to stop everything at once. With the stimulator on, the patients no longer slowed down when the options were close, and made hasty choices; James Cavanagh, Frank, and colleagues showed that stimulation reversed the link between the frontal theta rhythm and the height of the bound.</w:t>
+        <w:t xml:space="preserve">The brain also moves the bound when the choice is hard. When options conflict, an electrical rhythm of four to eight cycles a second, the theta rhythm, rises over the medial frontal cortex and decisions slow down. Michael Frank and colleagues studied patients with Parkinson’s disease treated by deep brain stimulation of the subthalamic nucleus (Chapter 3), the relay of the hyperdirect path that Chapter 4 described as able to stop everything at once. With the stimulator on, the patients no longer slowed down when the options were close, and made hasty choices; James Cavanagh, Frank, and colleagues showed that stimulation reversed the link between the frontal theta rhythm and the height of the bound.</w:t>
       </w:r>
       <w:r>
         <w:rPr>
@@ -839,7 +821,7 @@
         <w:pStyle w:val="FirstParagraph"/>
       </w:pPr>
       <w:r>
-        <w:t xml:space="preserve">Values are not given; they are learned from outcomes, and the learning rule is the one Chapter 3 described. A large population of midbrain dopamine neurons signals the difference between the reward received and the reward predicted, and the error adjusts the predicted value of whatever was chosen, a little at a time, until predictions match outcomes on average.</w:t>
+        <w:t xml:space="preserve">Values are not given; they are learned from outcomes by the reward prediction error of Chapter 3, which adjusts the predicted value of whatever was chosen, a little at a time, until predictions match outcomes on average.</w:t>
       </w:r>
       <w:r>
         <w:rPr>
@@ -877,7 +859,7 @@
         <w:pStyle w:val="BodyText"/>
       </w:pPr>
       <w:r>
-        <w:t xml:space="preserve">A learned value is an average over a history, and it changes slowly when the world changes quickly. Chapter 7 left the Iowa patients with a problem of exactly this kind: the bad decks pay well at first and turn bad later, and Lesley Fellows and Martha Farah found that the patients’ difficulty was largely explained by a failure to reverse what they had learned.</w:t>
+        <w:t xml:space="preserve">A learned value is an average over a history, and it changes slowly when the world changes quickly. The Iowa patients of Chapter 7, whose difficulty Lesley Fellows and Martha Farah traced largely to a failure to reverse what they had learned, had a problem of exactly this kind.</w:t>
       </w:r>
       <w:r>
         <w:rPr>
@@ -889,7 +871,7 @@
         <w:t xml:space="preserve"> </w:t>
       </w:r>
       <w:r>
-        <w:t xml:space="preserve">The reason is now visible. The patients learned that the bad decks were good, and the region that should have revised the value when the losses began was the region that was damaged.</w:t>
+        <w:t xml:space="preserve">They learned that the bad decks were good, and the region that should have revised the value when the losses began was the region that was damaged.</w:t>
       </w:r>
     </w:p>
     <w:p>
@@ -1679,7 +1661,7 @@
         <w:pStyle w:val="BodyText"/>
       </w:pPr>
       <w:r>
-        <w:t xml:space="preserve">Computational accounts give the distinction a principle. A model-based system learns how actions lead to outcomes and plans by simulating the consequences; it is flexible and expensive. A model-free system caches the value of each action from experience, through the dopamine prediction error of Chapter 3; it is fast and cheap and cannot adjust when an outcome’s value changes until it has experienced the change. Daw, Niv, and Peter Dayan proposed that the brain runs both and gives control to whichever is less uncertain in the current situation, which would explain why habits take over with practice, when the cached values have become reliable.</w:t>
+        <w:t xml:space="preserve">Computational accounts give the distinction a principle. A model-based system learns how actions lead to outcomes and plans by simulating the consequences; it is flexible and expensive. A model-free system caches the value of each action from experience, through the reward prediction error of Chapter 3; it is fast and cheap and cannot adjust when an outcome’s value changes until it has experienced the change. Daw, Niv, and Peter Dayan proposed that the brain runs both and gives control to whichever is less uncertain in the current situation, which would explain why habits take over with practice, when the cached values have become reliable.</w:t>
       </w:r>
       <w:r>
         <w:rPr>
@@ -2065,7 +2047,7 @@
         <w:t xml:space="preserve"> </w:t>
       </w:r>
       <w:r>
-        <w:t xml:space="preserve">Language models that reason step by step before answering spend more on harder problems, a step toward the brain’s practice, but they rarely have an explicit bound that moves with the stakes. The brain spends time in proportion to difficulty, stops when it is sure enough, and raises the bound when errors are expensive.</w:t>
+        <w:t xml:space="preserve">Language models that reason step by step before answering spend more on harder problems, a step toward the brain’s practice, but they rarely have an explicit bound that moves with the stakes.</w:t>
       </w:r>
     </w:p>
     <w:p>
@@ -2157,7 +2139,7 @@
         <w:pStyle w:val="BodyText"/>
       </w:pPr>
       <w:r>
-        <w:t xml:space="preserve">Fifth, the biases are not simply errors to remove. A system designed to maximize expected value in every choice will be exploited by any environment that is adversarial, nonstationary, or poorly described by its probabilities. Loss aversion, ambiguity aversion, and a preference for reliable options are protections as well as distortions, and an artificial agent that must act in the world may need versions of them.</w:t>
+        <w:t xml:space="preserve">Fifth, the biases are not simply errors to remove. For the reasons given in the section on the cost of thinking, loss aversion, ambiguity aversion, and a preference for reliable options are protections as well as distortions, and an artificial agent that must act in an adversarial or changing world may need versions of them.</w:t>
       </w:r>
     </w:p>
     <w:bookmarkEnd w:id="151"/>
